--- a/relazione.docx
+++ b/relazione.docx
@@ -457,7 +457,7 @@
         <mc:AlternateContent>
           <mc:Choice Requires="wps">
             <w:drawing>
-              <wp:anchor distT="0" distB="0" distL="0" distR="0" simplePos="0" relativeHeight="251654656" behindDoc="1" locked="0" layoutInCell="1" allowOverlap="1" wp14:anchorId="4F4A0DD7" wp14:editId="43E49E62">
+              <wp:anchor distT="0" distB="0" distL="0" distR="0" simplePos="0" relativeHeight="251654144" behindDoc="1" locked="0" layoutInCell="1" allowOverlap="1" wp14:anchorId="4F4A0DD7" wp14:editId="43E49E62">
                 <wp:simplePos x="0" y="0"/>
                 <wp:positionH relativeFrom="page">
                   <wp:posOffset>1079995</wp:posOffset>
@@ -521,7 +521,7 @@
           </mc:Choice>
           <mc:Fallback>
             <w:pict>
-              <v:shape w14:anchorId="2BC7DE3F" id="Graphic 2" o:spid="_x0000_s1026" style="position:absolute;margin-left:85.05pt;margin-top:24.65pt;width:425.85pt;height:.1pt;z-index:-251661824;visibility:visible;mso-wrap-style:square;mso-wrap-distance-left:0;mso-wrap-distance-top:0;mso-wrap-distance-right:0;mso-wrap-distance-bottom:0;mso-position-horizontal:absolute;mso-position-horizontal-relative:page;mso-position-vertical:absolute;mso-position-vertical-relative:text;v-text-anchor:top" coordsize="5408295,1270" o:gfxdata="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" path="m,l5408104,e" filled="f" strokecolor="#414042" strokeweight=".2mm">
+              <v:shape w14:anchorId="713022AA" id="Graphic 2" o:spid="_x0000_s1026" style="position:absolute;margin-left:85.05pt;margin-top:24.65pt;width:425.85pt;height:.1pt;z-index:-251662336;visibility:visible;mso-wrap-style:square;mso-wrap-distance-left:0;mso-wrap-distance-top:0;mso-wrap-distance-right:0;mso-wrap-distance-bottom:0;mso-position-horizontal:absolute;mso-position-horizontal-relative:page;mso-position-vertical:absolute;mso-position-vertical-relative:text;v-text-anchor:top" coordsize="5408295,1270" o:gfxdata="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" path="m,l5408104,e" filled="f" strokecolor="#414042" strokeweight=".2mm">
                 <v:path arrowok="t"/>
                 <w10:wrap type="topAndBottom" anchorx="page"/>
               </v:shape>
@@ -615,7 +615,7 @@
         <mc:AlternateContent>
           <mc:Choice Requires="wps">
             <w:drawing>
-              <wp:anchor distT="0" distB="0" distL="0" distR="0" simplePos="0" relativeHeight="251655680" behindDoc="1" locked="0" layoutInCell="1" allowOverlap="1" wp14:anchorId="49860696" wp14:editId="07BD58A3">
+              <wp:anchor distT="0" distB="0" distL="0" distR="0" simplePos="0" relativeHeight="251655168" behindDoc="1" locked="0" layoutInCell="1" allowOverlap="1" wp14:anchorId="49860696" wp14:editId="07BD58A3">
                 <wp:simplePos x="0" y="0"/>
                 <wp:positionH relativeFrom="page">
                   <wp:posOffset>1079995</wp:posOffset>
@@ -679,7 +679,7 @@
           </mc:Choice>
           <mc:Fallback>
             <w:pict>
-              <v:shape w14:anchorId="4279BAEE" id="Graphic 3" o:spid="_x0000_s1026" style="position:absolute;margin-left:85.05pt;margin-top:21.55pt;width:425.85pt;height:.1pt;z-index:-251660800;visibility:visible;mso-wrap-style:square;mso-wrap-distance-left:0;mso-wrap-distance-top:0;mso-wrap-distance-right:0;mso-wrap-distance-bottom:0;mso-position-horizontal:absolute;mso-position-horizontal-relative:page;mso-position-vertical:absolute;mso-position-vertical-relative:text;v-text-anchor:top" coordsize="5408295,1270" o:gfxdata="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" path="m,l5408104,e" filled="f" strokecolor="#414042" strokeweight=".2mm">
+              <v:shape w14:anchorId="6D44ABBC" id="Graphic 3" o:spid="_x0000_s1026" style="position:absolute;margin-left:85.05pt;margin-top:21.55pt;width:425.85pt;height:.1pt;z-index:-251661312;visibility:visible;mso-wrap-style:square;mso-wrap-distance-left:0;mso-wrap-distance-top:0;mso-wrap-distance-right:0;mso-wrap-distance-bottom:0;mso-position-horizontal:absolute;mso-position-horizontal-relative:page;mso-position-vertical:absolute;mso-position-vertical-relative:text;v-text-anchor:top" coordsize="5408295,1270" o:gfxdata="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" path="m,l5408104,e" filled="f" strokecolor="#414042" strokeweight=".2mm">
                 <v:path arrowok="t"/>
                 <w10:wrap type="topAndBottom" anchorx="page"/>
               </v:shape>
@@ -1415,9 +1415,12 @@
                 <w:spacing w:val="-5"/>
                 <w:w w:val="115"/>
               </w:rPr>
-              <w:t>11</w:t>
+              <w:t>1</w:t>
             </w:r>
           </w:hyperlink>
+          <w:r>
+            <w:t>2</w:t>
+          </w:r>
         </w:p>
         <w:p>
           <w:pPr>
@@ -1487,9 +1490,12 @@
                 <w:color w:val="414042"/>
                 <w:spacing w:val="-5"/>
               </w:rPr>
-              <w:t>11</w:t>
+              <w:t>1</w:t>
             </w:r>
           </w:hyperlink>
+          <w:r>
+            <w:t>2</w:t>
+          </w:r>
         </w:p>
         <w:p>
           <w:pPr>
@@ -1564,7 +1570,7 @@
             </w:r>
           </w:hyperlink>
           <w:r>
-            <w:t>3</w:t>
+            <w:t>4</w:t>
           </w:r>
         </w:p>
         <w:p>
@@ -1626,9 +1632,12 @@
                 <w:spacing w:val="-5"/>
                 <w:w w:val="110"/>
               </w:rPr>
-              <w:t>14</w:t>
+              <w:t>1</w:t>
             </w:r>
           </w:hyperlink>
+          <w:r>
+            <w:t>5</w:t>
+          </w:r>
         </w:p>
       </w:sdtContent>
     </w:sdt>
@@ -3487,7 +3496,6 @@
         </w:rPr>
         <w:t xml:space="preserve"> </w:t>
       </w:r>
-      <w:proofErr w:type="gramStart"/>
       <w:r>
         <w:rPr>
           <w:rFonts w:ascii="Arial" w:hAnsi="Arial" w:cs="Arial"/>
@@ -3497,7 +3505,6 @@
         </w:rPr>
         <w:t>Email</w:t>
       </w:r>
-      <w:proofErr w:type="gramEnd"/>
       <w:r>
         <w:rPr>
           <w:rFonts w:ascii="Arial" w:hAnsi="Arial" w:cs="Arial"/>
@@ -4673,7 +4680,7 @@
           </mc:Choice>
           <mc:Fallback>
             <w:pict>
-              <v:group w14:anchorId="24C6DAA4" id="Group 9" o:spid="_x0000_s1026" style="width:425.85pt;height:.4pt;mso-position-horizontal-relative:char;mso-position-vertical-relative:line" coordsize="54082,50" o:gfxdata="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">
+              <v:group w14:anchorId="25E60C1F" id="Group 9" o:spid="_x0000_s1026" style="width:425.85pt;height:.4pt;mso-position-horizontal-relative:char;mso-position-vertical-relative:line" coordsize="54082,50" o:gfxdata="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">
                 <v:shape id="Graphic 10" o:spid="_x0000_s1027" style="position:absolute;top:25;width:54082;height:12;visibility:visible;mso-wrap-style:square;v-text-anchor:top" coordsize="5408295,1270" o:gfxdata="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" path="m,l5408104,e" filled="f" strokecolor="#414042" strokeweight=".14039mm">
                   <v:path arrowok="t"/>
                 </v:shape>
@@ -5696,21 +5703,7 @@
           <w:rFonts w:ascii="Arial" w:hAnsi="Arial" w:cs="Arial"/>
           <w:sz w:val="20"/>
         </w:rPr>
-        <w:t xml:space="preserve"> identificato dalla data dell'acquisto insieme al cliente che lo ha effettuato,</w:t>
-      </w:r>
-      <w:r>
-        <w:rPr>
-          <w:rFonts w:ascii="Arial" w:hAnsi="Arial" w:cs="Arial"/>
-          <w:sz w:val="20"/>
-        </w:rPr>
-        <w:t xml:space="preserve"> </w:t>
-      </w:r>
-      <w:r>
-        <w:rPr>
-          <w:rFonts w:ascii="Arial" w:hAnsi="Arial" w:cs="Arial"/>
-          <w:sz w:val="20"/>
-        </w:rPr>
-        <w:t>assumendo che un cliente non possa completare due acquisti distinti nella stessa giornata</w:t>
+        <w:t xml:space="preserve"> identificato dalla data dell'acquisto insieme al cliente che lo ha effettuato</w:t>
       </w:r>
       <w:r>
         <w:rPr>
@@ -8648,7 +8641,7 @@
         <mc:AlternateContent>
           <mc:Choice Requires="wps">
             <w:drawing>
-              <wp:anchor distT="0" distB="0" distL="0" distR="0" simplePos="0" relativeHeight="251659776" behindDoc="1" locked="0" layoutInCell="1" allowOverlap="1" wp14:anchorId="7E0D6132" wp14:editId="5C768D7A">
+              <wp:anchor distT="0" distB="0" distL="0" distR="0" simplePos="0" relativeHeight="251659264" behindDoc="1" locked="0" layoutInCell="1" allowOverlap="1" wp14:anchorId="7E0D6132" wp14:editId="5C768D7A">
                 <wp:simplePos x="0" y="0"/>
                 <wp:positionH relativeFrom="page">
                   <wp:posOffset>921944</wp:posOffset>
@@ -8712,7 +8705,7 @@
           </mc:Choice>
           <mc:Fallback>
             <w:pict>
-              <v:shape w14:anchorId="10DB6354" id="Graphic 4" o:spid="_x0000_s1026" style="position:absolute;margin-left:72.6pt;margin-top:93.5pt;width:425.85pt;height:.1pt;z-index:-251656704;visibility:visible;mso-wrap-style:square;mso-wrap-distance-left:0;mso-wrap-distance-top:0;mso-wrap-distance-right:0;mso-wrap-distance-bottom:0;mso-position-horizontal:absolute;mso-position-horizontal-relative:page;mso-position-vertical:absolute;mso-position-vertical-relative:page;v-text-anchor:top" coordsize="5408295,1270" o:gfxdata="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" path="m,l5408104,e" filled="f" strokecolor="#414042" strokeweight=".14039mm">
+              <v:shape w14:anchorId="7B40D23F" id="Graphic 4" o:spid="_x0000_s1026" style="position:absolute;margin-left:72.6pt;margin-top:93.5pt;width:425.85pt;height:.1pt;z-index:-251657216;visibility:visible;mso-wrap-style:square;mso-wrap-distance-left:0;mso-wrap-distance-top:0;mso-wrap-distance-right:0;mso-wrap-distance-bottom:0;mso-position-horizontal:absolute;mso-position-horizontal-relative:page;mso-position-vertical:absolute;mso-position-vertical-relative:page;v-text-anchor:top" coordsize="5408295,1270" o:gfxdata="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" path="m,l5408104,e" filled="f" strokecolor="#414042" strokeweight=".14039mm">
                 <v:path arrowok="t"/>
                 <w10:wrap anchorx="page" anchory="page"/>
               </v:shape>
@@ -8990,7 +8983,15 @@
           <w:sz w:val="20"/>
           <w:szCs w:val="20"/>
         </w:rPr>
-        <w:t>, inoltre ogni indirizzo viene identificato dall’insieme di via cap e civico che riteniamo abbastanza univoca</w:t>
+        <w:t xml:space="preserve"> ed </w:t>
+      </w:r>
+      <w:r>
+        <w:rPr>
+          <w:rFonts w:ascii="Arial" w:hAnsi="Arial" w:cs="Arial"/>
+          <w:sz w:val="20"/>
+          <w:szCs w:val="20"/>
+        </w:rPr>
+        <w:t>è trattato come attributo composto e non come entità autonoma</w:t>
       </w:r>
       <w:r>
         <w:rPr>
@@ -9116,25 +9117,7 @@
           <w:sz w:val="20"/>
           <w:szCs w:val="20"/>
         </w:rPr>
-        <w:t xml:space="preserve">contatto </w:t>
-      </w:r>
-      <w:proofErr w:type="gramStart"/>
-      <w:r>
-        <w:rPr>
-          <w:rFonts w:ascii="Arial" w:hAnsi="Arial" w:cs="Arial"/>
-          <w:sz w:val="20"/>
-          <w:szCs w:val="20"/>
-        </w:rPr>
-        <w:t>email</w:t>
-      </w:r>
-      <w:proofErr w:type="gramEnd"/>
-      <w:r>
-        <w:rPr>
-          <w:rFonts w:ascii="Arial" w:hAnsi="Arial" w:cs="Arial"/>
-          <w:sz w:val="20"/>
-          <w:szCs w:val="20"/>
-        </w:rPr>
-        <w:t xml:space="preserve"> del servizio</w:t>
+        <w:t>contatto email del servizio</w:t>
       </w:r>
     </w:p>
     <w:p>
@@ -9225,22 +9208,22 @@
           <w:sz w:val="20"/>
         </w:rPr>
         <w:drawing>
-          <wp:anchor distT="0" distB="0" distL="114300" distR="114300" simplePos="0" relativeHeight="251658752" behindDoc="1" locked="0" layoutInCell="1" allowOverlap="1" wp14:anchorId="07247AAC" wp14:editId="48FA42E1">
+          <wp:anchor distT="0" distB="0" distL="114300" distR="114300" simplePos="0" relativeHeight="251658240" behindDoc="1" locked="0" layoutInCell="1" allowOverlap="1" wp14:anchorId="07247AAC" wp14:editId="6C6642A6">
             <wp:simplePos x="0" y="0"/>
             <wp:positionH relativeFrom="column">
-              <wp:posOffset>-59690</wp:posOffset>
+              <wp:posOffset>27940</wp:posOffset>
             </wp:positionH>
             <wp:positionV relativeFrom="paragraph">
-              <wp:posOffset>198120</wp:posOffset>
+              <wp:posOffset>200025</wp:posOffset>
             </wp:positionV>
-            <wp:extent cx="6399530" cy="5489575"/>
-            <wp:effectExtent l="0" t="0" r="1270" b="0"/>
+            <wp:extent cx="6218555" cy="5489575"/>
+            <wp:effectExtent l="0" t="0" r="0" b="0"/>
             <wp:wrapTight wrapText="bothSides">
               <wp:wrapPolygon edited="0">
                 <wp:start x="0" y="0"/>
                 <wp:lineTo x="0" y="21513"/>
-                <wp:lineTo x="21540" y="21513"/>
-                <wp:lineTo x="21540" y="0"/>
+                <wp:lineTo x="21505" y="21513"/>
+                <wp:lineTo x="21505" y="0"/>
                 <wp:lineTo x="0" y="0"/>
               </wp:wrapPolygon>
             </wp:wrapTight>
@@ -9270,7 +9253,7 @@
                   <pic:spPr>
                     <a:xfrm>
                       <a:off x="0" y="0"/>
-                      <a:ext cx="6399530" cy="5489575"/>
+                      <a:ext cx="6218555" cy="5489575"/>
                     </a:xfrm>
                     <a:prstGeom prst="rect">
                       <a:avLst/>
@@ -9567,27 +9550,7 @@
           <w:sz w:val="20"/>
           <w:szCs w:val="20"/>
         </w:rPr>
-        <w:t xml:space="preserve">, </w:t>
-      </w:r>
-      <w:proofErr w:type="gramStart"/>
-      <w:r>
-        <w:rPr>
-          <w:rFonts w:ascii="Arial" w:hAnsi="Arial" w:cs="Arial"/>
-          <w:color w:val="414042"/>
-          <w:sz w:val="20"/>
-          <w:szCs w:val="20"/>
-        </w:rPr>
-        <w:t>Email</w:t>
-      </w:r>
-      <w:proofErr w:type="gramEnd"/>
-      <w:r>
-        <w:rPr>
-          <w:rFonts w:ascii="Arial" w:hAnsi="Arial" w:cs="Arial"/>
-          <w:color w:val="414042"/>
-          <w:sz w:val="20"/>
-          <w:szCs w:val="20"/>
-        </w:rPr>
-        <w:t>, Password, Nome, Cognome, Indirizzo (Via, CAP, Civico, Città, Provincia, Nazione)</w:t>
+        <w:t>, Email, Password, Nome, Cognome, Indirizzo (Via, CAP, Civico, Città, Provincia, Nazione)</w:t>
       </w:r>
     </w:p>
     <w:p>
@@ -10032,27 +9995,7 @@
           <w:sz w:val="20"/>
           <w:szCs w:val="20"/>
         </w:rPr>
-        <w:t xml:space="preserve">, </w:t>
-      </w:r>
-      <w:proofErr w:type="gramStart"/>
-      <w:r>
-        <w:rPr>
-          <w:rFonts w:ascii="Arial" w:hAnsi="Arial" w:cs="Arial"/>
-          <w:color w:val="414042"/>
-          <w:sz w:val="20"/>
-          <w:szCs w:val="20"/>
-        </w:rPr>
-        <w:t>Email</w:t>
-      </w:r>
-      <w:proofErr w:type="gramEnd"/>
-      <w:r>
-        <w:rPr>
-          <w:rFonts w:ascii="Arial" w:hAnsi="Arial" w:cs="Arial"/>
-          <w:color w:val="414042"/>
-          <w:sz w:val="20"/>
-          <w:szCs w:val="20"/>
-        </w:rPr>
-        <w:t xml:space="preserve">, Telefono_Assistenza, Package_Tracking_URL </w:t>
+        <w:t xml:space="preserve">, Email, Telefono_Assistenza, Package_Tracking_URL </w:t>
       </w:r>
     </w:p>
     <w:p>
@@ -10393,7 +10336,23 @@
           <w:sz w:val="20"/>
           <w:szCs w:val="20"/>
         </w:rPr>
-        <w:t xml:space="preserve"> una prenotazione origina 1:1 prestito, e un prestito è originato da 1:1 prenotazione.</w:t>
+        <w:t xml:space="preserve"> una prenotazione origina </w:t>
+      </w:r>
+      <w:r>
+        <w:rPr>
+          <w:rFonts w:ascii="Arial" w:hAnsi="Arial" w:cs="Arial"/>
+          <w:sz w:val="20"/>
+          <w:szCs w:val="20"/>
+        </w:rPr>
+        <w:t>0</w:t>
+      </w:r>
+      <w:r>
+        <w:rPr>
+          <w:rFonts w:ascii="Arial" w:hAnsi="Arial" w:cs="Arial"/>
+          <w:sz w:val="20"/>
+          <w:szCs w:val="20"/>
+        </w:rPr>
+        <w:t>:1 prestito, e un prestito è originato da 1:1 prenotazione.</w:t>
       </w:r>
     </w:p>
     <w:p>
@@ -16511,6 +16470,245 @@
     </w:p>
     <w:p>
       <w:pPr>
+        <w:rPr>
+          <w:rFonts w:ascii="Arial" w:eastAsia="Times New Roman" w:hAnsi="Arial" w:cs="Arial"/>
+          <w:sz w:val="24"/>
+          <w:szCs w:val="24"/>
+          <w:lang w:eastAsia="it-IT"/>
+        </w:rPr>
+      </w:pPr>
+    </w:p>
+    <w:p>
+      <w:pPr>
+        <w:rPr>
+          <w:rFonts w:ascii="Arial" w:eastAsia="Times New Roman" w:hAnsi="Arial" w:cs="Arial"/>
+          <w:sz w:val="24"/>
+          <w:szCs w:val="24"/>
+          <w:lang w:eastAsia="it-IT"/>
+        </w:rPr>
+      </w:pPr>
+      <w:r>
+        <w:rPr>
+          <w:rFonts w:ascii="Arial" w:eastAsia="Times New Roman" w:hAnsi="Arial" w:cs="Arial"/>
+          <w:sz w:val="24"/>
+          <w:szCs w:val="24"/>
+          <w:lang w:eastAsia="it-IT"/>
+        </w:rPr>
+        <w:t>Non si è analizzata la relazione tra Acquisto.Totale e Fattura.Importo_Totale perché i due attributi, pur potendo coincidere nei dati di test, hanno natura semantica distinta: il primo rappresenta l'importo effettivo pagato dal cliente al netto degli sconti da punti bonus, mentre il secondo è l'importo a fini fiscali riportato nel documento contabile, che in un'implementazione reale potrebbe differire per effetto di IVA o di una gestione fiscale degli sconti promozionali diversa da quella commerciale.</w:t>
+      </w:r>
+    </w:p>
+    <w:p>
+      <w:pPr>
+        <w:rPr>
+          <w:rFonts w:ascii="Arial" w:eastAsia="Times New Roman" w:hAnsi="Arial" w:cs="Arial"/>
+          <w:sz w:val="24"/>
+          <w:szCs w:val="24"/>
+          <w:lang w:eastAsia="it-IT"/>
+        </w:rPr>
+      </w:pPr>
+    </w:p>
+    <w:p>
+      <w:pPr>
+        <w:rPr>
+          <w:rFonts w:ascii="Arial" w:eastAsia="Times New Roman" w:hAnsi="Arial" w:cs="Arial"/>
+          <w:sz w:val="24"/>
+          <w:szCs w:val="24"/>
+          <w:lang w:eastAsia="it-IT"/>
+        </w:rPr>
+      </w:pPr>
+    </w:p>
+    <w:p>
+      <w:pPr>
+        <w:rPr>
+          <w:rFonts w:ascii="Arial" w:eastAsia="Times New Roman" w:hAnsi="Arial" w:cs="Arial"/>
+          <w:sz w:val="24"/>
+          <w:szCs w:val="24"/>
+          <w:lang w:eastAsia="it-IT"/>
+        </w:rPr>
+      </w:pPr>
+    </w:p>
+    <w:p>
+      <w:pPr>
+        <w:rPr>
+          <w:rFonts w:ascii="Arial" w:eastAsia="Times New Roman" w:hAnsi="Arial" w:cs="Arial"/>
+          <w:sz w:val="24"/>
+          <w:szCs w:val="24"/>
+          <w:lang w:eastAsia="it-IT"/>
+        </w:rPr>
+      </w:pPr>
+    </w:p>
+    <w:p>
+      <w:pPr>
+        <w:rPr>
+          <w:rFonts w:ascii="Arial" w:eastAsia="Times New Roman" w:hAnsi="Arial" w:cs="Arial"/>
+          <w:sz w:val="24"/>
+          <w:szCs w:val="24"/>
+          <w:lang w:eastAsia="it-IT"/>
+        </w:rPr>
+      </w:pPr>
+    </w:p>
+    <w:p>
+      <w:pPr>
+        <w:rPr>
+          <w:rFonts w:ascii="Arial" w:eastAsia="Times New Roman" w:hAnsi="Arial" w:cs="Arial"/>
+          <w:sz w:val="24"/>
+          <w:szCs w:val="24"/>
+          <w:lang w:eastAsia="it-IT"/>
+        </w:rPr>
+      </w:pPr>
+    </w:p>
+    <w:p>
+      <w:pPr>
+        <w:rPr>
+          <w:rFonts w:ascii="Arial" w:eastAsia="Times New Roman" w:hAnsi="Arial" w:cs="Arial"/>
+          <w:sz w:val="24"/>
+          <w:szCs w:val="24"/>
+          <w:lang w:eastAsia="it-IT"/>
+        </w:rPr>
+      </w:pPr>
+    </w:p>
+    <w:p>
+      <w:pPr>
+        <w:rPr>
+          <w:rFonts w:ascii="Arial" w:eastAsia="Times New Roman" w:hAnsi="Arial" w:cs="Arial"/>
+          <w:sz w:val="24"/>
+          <w:szCs w:val="24"/>
+          <w:lang w:eastAsia="it-IT"/>
+        </w:rPr>
+      </w:pPr>
+    </w:p>
+    <w:p>
+      <w:pPr>
+        <w:rPr>
+          <w:rFonts w:ascii="Arial" w:eastAsia="Times New Roman" w:hAnsi="Arial" w:cs="Arial"/>
+          <w:sz w:val="24"/>
+          <w:szCs w:val="24"/>
+          <w:lang w:eastAsia="it-IT"/>
+        </w:rPr>
+      </w:pPr>
+    </w:p>
+    <w:p>
+      <w:pPr>
+        <w:rPr>
+          <w:rFonts w:ascii="Arial" w:eastAsia="Times New Roman" w:hAnsi="Arial" w:cs="Arial"/>
+          <w:sz w:val="24"/>
+          <w:szCs w:val="24"/>
+          <w:lang w:eastAsia="it-IT"/>
+        </w:rPr>
+      </w:pPr>
+    </w:p>
+    <w:p>
+      <w:pPr>
+        <w:rPr>
+          <w:rFonts w:ascii="Arial" w:eastAsia="Times New Roman" w:hAnsi="Arial" w:cs="Arial"/>
+          <w:sz w:val="24"/>
+          <w:szCs w:val="24"/>
+          <w:lang w:eastAsia="it-IT"/>
+        </w:rPr>
+      </w:pPr>
+    </w:p>
+    <w:p>
+      <w:pPr>
+        <w:rPr>
+          <w:rFonts w:ascii="Arial" w:eastAsia="Times New Roman" w:hAnsi="Arial" w:cs="Arial"/>
+          <w:sz w:val="24"/>
+          <w:szCs w:val="24"/>
+          <w:lang w:eastAsia="it-IT"/>
+        </w:rPr>
+      </w:pPr>
+    </w:p>
+    <w:p>
+      <w:pPr>
+        <w:rPr>
+          <w:rFonts w:ascii="Arial" w:eastAsia="Times New Roman" w:hAnsi="Arial" w:cs="Arial"/>
+          <w:sz w:val="24"/>
+          <w:szCs w:val="24"/>
+          <w:lang w:eastAsia="it-IT"/>
+        </w:rPr>
+      </w:pPr>
+    </w:p>
+    <w:p>
+      <w:pPr>
+        <w:rPr>
+          <w:rFonts w:ascii="Arial" w:eastAsia="Times New Roman" w:hAnsi="Arial" w:cs="Arial"/>
+          <w:sz w:val="24"/>
+          <w:szCs w:val="24"/>
+          <w:lang w:eastAsia="it-IT"/>
+        </w:rPr>
+      </w:pPr>
+    </w:p>
+    <w:p>
+      <w:pPr>
+        <w:rPr>
+          <w:rFonts w:ascii="Arial" w:eastAsia="Times New Roman" w:hAnsi="Arial" w:cs="Arial"/>
+          <w:sz w:val="24"/>
+          <w:szCs w:val="24"/>
+          <w:lang w:eastAsia="it-IT"/>
+        </w:rPr>
+      </w:pPr>
+    </w:p>
+    <w:p>
+      <w:pPr>
+        <w:rPr>
+          <w:rFonts w:ascii="Arial" w:eastAsia="Times New Roman" w:hAnsi="Arial" w:cs="Arial"/>
+          <w:sz w:val="24"/>
+          <w:szCs w:val="24"/>
+          <w:lang w:eastAsia="it-IT"/>
+        </w:rPr>
+      </w:pPr>
+    </w:p>
+    <w:p>
+      <w:pPr>
+        <w:rPr>
+          <w:rFonts w:ascii="Arial" w:eastAsia="Times New Roman" w:hAnsi="Arial" w:cs="Arial"/>
+          <w:sz w:val="24"/>
+          <w:szCs w:val="24"/>
+          <w:lang w:eastAsia="it-IT"/>
+        </w:rPr>
+      </w:pPr>
+    </w:p>
+    <w:p>
+      <w:pPr>
+        <w:rPr>
+          <w:rFonts w:ascii="Arial" w:eastAsia="Times New Roman" w:hAnsi="Arial" w:cs="Arial"/>
+          <w:sz w:val="24"/>
+          <w:szCs w:val="24"/>
+          <w:lang w:eastAsia="it-IT"/>
+        </w:rPr>
+      </w:pPr>
+    </w:p>
+    <w:p>
+      <w:pPr>
+        <w:rPr>
+          <w:rFonts w:ascii="Arial" w:eastAsia="Times New Roman" w:hAnsi="Arial" w:cs="Arial"/>
+          <w:sz w:val="24"/>
+          <w:szCs w:val="24"/>
+          <w:lang w:eastAsia="it-IT"/>
+        </w:rPr>
+      </w:pPr>
+    </w:p>
+    <w:p>
+      <w:pPr>
+        <w:rPr>
+          <w:rFonts w:ascii="Arial" w:eastAsia="Times New Roman" w:hAnsi="Arial" w:cs="Arial"/>
+          <w:sz w:val="24"/>
+          <w:szCs w:val="24"/>
+          <w:lang w:eastAsia="it-IT"/>
+        </w:rPr>
+      </w:pPr>
+    </w:p>
+    <w:p>
+      <w:pPr>
+        <w:rPr>
+          <w:rFonts w:ascii="Arial" w:eastAsia="Times New Roman" w:hAnsi="Arial" w:cs="Arial"/>
+          <w:sz w:val="24"/>
+          <w:szCs w:val="24"/>
+          <w:lang w:eastAsia="it-IT"/>
+        </w:rPr>
+      </w:pPr>
+    </w:p>
+    <w:p>
+      <w:pPr>
         <w:pStyle w:val="Paragrafoelenco"/>
         <w:numPr>
           <w:ilvl w:val="1"/>
@@ -16763,27 +16961,7 @@
           <w:szCs w:val="24"/>
           <w:lang w:eastAsia="it-IT"/>
         </w:rPr>
-        <w:t xml:space="preserve">Evita la duplicazione degli attributi comuni (Username, </w:t>
-      </w:r>
-      <w:proofErr w:type="gramStart"/>
-      <w:r>
-        <w:rPr>
-          <w:rFonts w:ascii="Arial" w:eastAsia="Times New Roman" w:hAnsi="Arial" w:cs="Arial"/>
-          <w:sz w:val="24"/>
-          <w:szCs w:val="24"/>
-          <w:lang w:eastAsia="it-IT"/>
-        </w:rPr>
-        <w:t>Email</w:t>
-      </w:r>
-      <w:proofErr w:type="gramEnd"/>
-      <w:r>
-        <w:rPr>
-          <w:rFonts w:ascii="Arial" w:eastAsia="Times New Roman" w:hAnsi="Arial" w:cs="Arial"/>
-          <w:sz w:val="24"/>
-          <w:szCs w:val="24"/>
-          <w:lang w:eastAsia="it-IT"/>
-        </w:rPr>
-        <w:t xml:space="preserve">, ecc.) </w:t>
+        <w:t xml:space="preserve">Evita la duplicazione degli attributi comuni (Username, Email, ecc.) </w:t>
       </w:r>
     </w:p>
     <w:p>
@@ -17108,83 +17286,6 @@
     </w:p>
     <w:p>
       <w:pPr>
-        <w:ind w:left="708"/>
-        <w:rPr>
-          <w:rFonts w:ascii="Arial" w:eastAsia="Times New Roman" w:hAnsi="Arial" w:cs="Arial"/>
-          <w:sz w:val="24"/>
-          <w:szCs w:val="24"/>
-          <w:lang w:eastAsia="it-IT"/>
-        </w:rPr>
-      </w:pPr>
-    </w:p>
-    <w:p>
-      <w:pPr>
-        <w:ind w:left="708"/>
-        <w:rPr>
-          <w:rFonts w:ascii="Arial" w:eastAsia="Times New Roman" w:hAnsi="Arial" w:cs="Arial"/>
-          <w:sz w:val="24"/>
-          <w:szCs w:val="24"/>
-          <w:lang w:eastAsia="it-IT"/>
-        </w:rPr>
-      </w:pPr>
-    </w:p>
-    <w:p>
-      <w:pPr>
-        <w:ind w:left="708"/>
-        <w:rPr>
-          <w:rFonts w:ascii="Arial" w:eastAsia="Times New Roman" w:hAnsi="Arial" w:cs="Arial"/>
-          <w:sz w:val="24"/>
-          <w:szCs w:val="24"/>
-          <w:lang w:eastAsia="it-IT"/>
-        </w:rPr>
-      </w:pPr>
-    </w:p>
-    <w:p>
-      <w:pPr>
-        <w:ind w:left="708"/>
-        <w:rPr>
-          <w:rFonts w:ascii="Arial" w:eastAsia="Times New Roman" w:hAnsi="Arial" w:cs="Arial"/>
-          <w:sz w:val="24"/>
-          <w:szCs w:val="24"/>
-          <w:lang w:eastAsia="it-IT"/>
-        </w:rPr>
-      </w:pPr>
-    </w:p>
-    <w:p>
-      <w:pPr>
-        <w:ind w:left="708"/>
-        <w:rPr>
-          <w:rFonts w:ascii="Arial" w:eastAsia="Times New Roman" w:hAnsi="Arial" w:cs="Arial"/>
-          <w:sz w:val="24"/>
-          <w:szCs w:val="24"/>
-          <w:lang w:eastAsia="it-IT"/>
-        </w:rPr>
-      </w:pPr>
-    </w:p>
-    <w:p>
-      <w:pPr>
-        <w:ind w:left="708"/>
-        <w:rPr>
-          <w:rFonts w:ascii="Arial" w:eastAsia="Times New Roman" w:hAnsi="Arial" w:cs="Arial"/>
-          <w:sz w:val="24"/>
-          <w:szCs w:val="24"/>
-          <w:lang w:eastAsia="it-IT"/>
-        </w:rPr>
-      </w:pPr>
-    </w:p>
-    <w:p>
-      <w:pPr>
-        <w:ind w:left="708"/>
-        <w:rPr>
-          <w:rFonts w:ascii="Arial" w:eastAsia="Times New Roman" w:hAnsi="Arial" w:cs="Arial"/>
-          <w:sz w:val="24"/>
-          <w:szCs w:val="24"/>
-          <w:lang w:eastAsia="it-IT"/>
-        </w:rPr>
-      </w:pPr>
-    </w:p>
-    <w:p>
-      <w:pPr>
         <w:pStyle w:val="Paragrafoelenco"/>
         <w:numPr>
           <w:ilvl w:val="1"/>
@@ -17401,6 +17502,146 @@
     </w:p>
     <w:p>
       <w:pPr>
+        <w:rPr>
+          <w:rFonts w:ascii="Arial" w:eastAsia="Times New Roman" w:hAnsi="Arial" w:cs="Arial"/>
+          <w:sz w:val="24"/>
+          <w:szCs w:val="24"/>
+          <w:lang w:eastAsia="it-IT"/>
+        </w:rPr>
+      </w:pPr>
+    </w:p>
+    <w:p>
+      <w:pPr>
+        <w:rPr>
+          <w:rFonts w:ascii="Arial" w:eastAsia="Times New Roman" w:hAnsi="Arial" w:cs="Arial"/>
+          <w:sz w:val="24"/>
+          <w:szCs w:val="24"/>
+          <w:lang w:eastAsia="it-IT"/>
+        </w:rPr>
+      </w:pPr>
+    </w:p>
+    <w:p>
+      <w:pPr>
+        <w:rPr>
+          <w:rFonts w:ascii="Arial" w:eastAsia="Times New Roman" w:hAnsi="Arial" w:cs="Arial"/>
+          <w:sz w:val="24"/>
+          <w:szCs w:val="24"/>
+          <w:lang w:eastAsia="it-IT"/>
+        </w:rPr>
+      </w:pPr>
+    </w:p>
+    <w:p>
+      <w:pPr>
+        <w:rPr>
+          <w:rFonts w:ascii="Arial" w:eastAsia="Times New Roman" w:hAnsi="Arial" w:cs="Arial"/>
+          <w:sz w:val="24"/>
+          <w:szCs w:val="24"/>
+          <w:lang w:eastAsia="it-IT"/>
+        </w:rPr>
+      </w:pPr>
+    </w:p>
+    <w:p>
+      <w:pPr>
+        <w:rPr>
+          <w:rFonts w:ascii="Arial" w:eastAsia="Times New Roman" w:hAnsi="Arial" w:cs="Arial"/>
+          <w:sz w:val="24"/>
+          <w:szCs w:val="24"/>
+          <w:lang w:eastAsia="it-IT"/>
+        </w:rPr>
+      </w:pPr>
+    </w:p>
+    <w:p>
+      <w:pPr>
+        <w:rPr>
+          <w:rFonts w:ascii="Arial" w:eastAsia="Times New Roman" w:hAnsi="Arial" w:cs="Arial"/>
+          <w:sz w:val="24"/>
+          <w:szCs w:val="24"/>
+          <w:lang w:eastAsia="it-IT"/>
+        </w:rPr>
+      </w:pPr>
+    </w:p>
+    <w:p>
+      <w:pPr>
+        <w:rPr>
+          <w:rFonts w:ascii="Arial" w:eastAsia="Times New Roman" w:hAnsi="Arial" w:cs="Arial"/>
+          <w:sz w:val="24"/>
+          <w:szCs w:val="24"/>
+          <w:lang w:eastAsia="it-IT"/>
+        </w:rPr>
+      </w:pPr>
+    </w:p>
+    <w:p>
+      <w:pPr>
+        <w:rPr>
+          <w:rFonts w:ascii="Arial" w:eastAsia="Times New Roman" w:hAnsi="Arial" w:cs="Arial"/>
+          <w:sz w:val="24"/>
+          <w:szCs w:val="24"/>
+          <w:lang w:eastAsia="it-IT"/>
+        </w:rPr>
+      </w:pPr>
+    </w:p>
+    <w:p>
+      <w:pPr>
+        <w:rPr>
+          <w:rFonts w:ascii="Arial" w:eastAsia="Times New Roman" w:hAnsi="Arial" w:cs="Arial"/>
+          <w:sz w:val="24"/>
+          <w:szCs w:val="24"/>
+          <w:lang w:eastAsia="it-IT"/>
+        </w:rPr>
+      </w:pPr>
+    </w:p>
+    <w:p>
+      <w:pPr>
+        <w:rPr>
+          <w:rFonts w:ascii="Arial" w:eastAsia="Times New Roman" w:hAnsi="Arial" w:cs="Arial"/>
+          <w:sz w:val="24"/>
+          <w:szCs w:val="24"/>
+          <w:lang w:eastAsia="it-IT"/>
+        </w:rPr>
+      </w:pPr>
+    </w:p>
+    <w:p>
+      <w:pPr>
+        <w:rPr>
+          <w:rFonts w:ascii="Arial" w:eastAsia="Times New Roman" w:hAnsi="Arial" w:cs="Arial"/>
+          <w:sz w:val="24"/>
+          <w:szCs w:val="24"/>
+          <w:lang w:eastAsia="it-IT"/>
+        </w:rPr>
+      </w:pPr>
+    </w:p>
+    <w:p>
+      <w:pPr>
+        <w:rPr>
+          <w:rFonts w:ascii="Arial" w:eastAsia="Times New Roman" w:hAnsi="Arial" w:cs="Arial"/>
+          <w:sz w:val="24"/>
+          <w:szCs w:val="24"/>
+          <w:lang w:eastAsia="it-IT"/>
+        </w:rPr>
+      </w:pPr>
+    </w:p>
+    <w:p>
+      <w:pPr>
+        <w:rPr>
+          <w:rFonts w:ascii="Arial" w:eastAsia="Times New Roman" w:hAnsi="Arial" w:cs="Arial"/>
+          <w:sz w:val="24"/>
+          <w:szCs w:val="24"/>
+          <w:lang w:eastAsia="it-IT"/>
+        </w:rPr>
+      </w:pPr>
+    </w:p>
+    <w:p>
+      <w:pPr>
+        <w:rPr>
+          <w:rFonts w:ascii="Arial" w:eastAsia="Times New Roman" w:hAnsi="Arial" w:cs="Arial"/>
+          <w:sz w:val="24"/>
+          <w:szCs w:val="24"/>
+          <w:lang w:eastAsia="it-IT"/>
+        </w:rPr>
+      </w:pPr>
+    </w:p>
+    <w:p>
+      <w:pPr>
         <w:pStyle w:val="Paragrafoelenco"/>
         <w:numPr>
           <w:ilvl w:val="1"/>
@@ -17531,27 +17772,7 @@
           <w:szCs w:val="24"/>
           <w:lang w:eastAsia="it-IT"/>
         </w:rPr>
-        <w:t xml:space="preserve">, </w:t>
-      </w:r>
-      <w:proofErr w:type="gramStart"/>
-      <w:r>
-        <w:rPr>
-          <w:rFonts w:ascii="Arial" w:eastAsia="Times New Roman" w:hAnsi="Arial" w:cs="Arial"/>
-          <w:sz w:val="24"/>
-          <w:szCs w:val="24"/>
-          <w:lang w:eastAsia="it-IT"/>
-        </w:rPr>
-        <w:t>Email</w:t>
-      </w:r>
-      <w:proofErr w:type="gramEnd"/>
-      <w:r>
-        <w:rPr>
-          <w:rFonts w:ascii="Arial" w:eastAsia="Times New Roman" w:hAnsi="Arial" w:cs="Arial"/>
-          <w:sz w:val="24"/>
-          <w:szCs w:val="24"/>
-          <w:lang w:eastAsia="it-IT"/>
-        </w:rPr>
-        <w:t xml:space="preserve">, Password, Nome, Cognome, Via, CAP, Civico, Città, Provincia, Nazione) </w:t>
+        <w:t xml:space="preserve">, Email, Password, Nome, Cognome, Via, CAP, Civico, Città, Provincia, Nazione) </w:t>
       </w:r>
     </w:p>
     <w:p>
@@ -18435,27 +18656,7 @@
           <w:szCs w:val="24"/>
           <w:lang w:eastAsia="it-IT"/>
         </w:rPr>
-        <w:t xml:space="preserve">, </w:t>
-      </w:r>
-      <w:proofErr w:type="gramStart"/>
-      <w:r>
-        <w:rPr>
-          <w:rFonts w:ascii="Arial" w:eastAsia="Times New Roman" w:hAnsi="Arial" w:cs="Arial"/>
-          <w:sz w:val="24"/>
-          <w:szCs w:val="24"/>
-          <w:lang w:eastAsia="it-IT"/>
-        </w:rPr>
-        <w:t>Email</w:t>
-      </w:r>
-      <w:proofErr w:type="gramEnd"/>
-      <w:r>
-        <w:rPr>
-          <w:rFonts w:ascii="Arial" w:eastAsia="Times New Roman" w:hAnsi="Arial" w:cs="Arial"/>
-          <w:sz w:val="24"/>
-          <w:szCs w:val="24"/>
-          <w:lang w:eastAsia="it-IT"/>
-        </w:rPr>
-        <w:t xml:space="preserve">_Corriere, Telefono_Assistenza, Package_Tracking_URL) </w:t>
+        <w:t xml:space="preserve">, Email_Corriere, Telefono_Assistenza, Package_Tracking_URL) </w:t>
       </w:r>
     </w:p>
     <w:p>
@@ -18825,22 +19026,23 @@
           <w:szCs w:val="28"/>
           <w:lang w:eastAsia="it-IT"/>
         </w:rPr>
+        <w:lastRenderedPageBreak/>
         <w:drawing>
-          <wp:anchor distT="0" distB="0" distL="114300" distR="114300" simplePos="0" relativeHeight="251656704" behindDoc="1" locked="0" layoutInCell="1" allowOverlap="1" wp14:anchorId="5B7AA227" wp14:editId="05FE1F37">
+          <wp:anchor distT="0" distB="0" distL="114300" distR="114300" simplePos="0" relativeHeight="251656192" behindDoc="1" locked="0" layoutInCell="1" allowOverlap="1" wp14:anchorId="5B7AA227" wp14:editId="04967B34">
             <wp:simplePos x="0" y="0"/>
             <wp:positionH relativeFrom="column">
-              <wp:posOffset>-2540</wp:posOffset>
+              <wp:posOffset>-1270</wp:posOffset>
             </wp:positionH>
             <wp:positionV relativeFrom="paragraph">
-              <wp:posOffset>329181</wp:posOffset>
+              <wp:posOffset>334010</wp:posOffset>
             </wp:positionV>
-            <wp:extent cx="6390005" cy="5486400"/>
-            <wp:effectExtent l="0" t="0" r="0" b="0"/>
+            <wp:extent cx="6390005" cy="5481320"/>
+            <wp:effectExtent l="0" t="0" r="0" b="5080"/>
             <wp:wrapTight wrapText="bothSides">
               <wp:wrapPolygon edited="0">
                 <wp:start x="0" y="0"/>
-                <wp:lineTo x="0" y="21525"/>
-                <wp:lineTo x="21508" y="21525"/>
+                <wp:lineTo x="0" y="21545"/>
+                <wp:lineTo x="21508" y="21545"/>
                 <wp:lineTo x="21508" y="0"/>
                 <wp:lineTo x="0" y="0"/>
               </wp:wrapPolygon>
@@ -18853,7 +19055,7 @@
               <a:graphicData uri="http://schemas.openxmlformats.org/drawingml/2006/picture">
                 <pic:pic xmlns:pic="http://schemas.openxmlformats.org/drawingml/2006/picture">
                   <pic:nvPicPr>
-                    <pic:cNvPr id="0" name="Picture 346"/>
+                    <pic:cNvPr id="262145601" name="Immagine 15"/>
                     <pic:cNvPicPr>
                       <a:picLocks noChangeAspect="1" noChangeArrowheads="1"/>
                     </pic:cNvPicPr>
@@ -18866,7 +19068,6 @@
                         </a:ext>
                       </a:extLst>
                     </a:blip>
-                    <a:srcRect/>
                     <a:stretch>
                       <a:fillRect/>
                     </a:stretch>
@@ -18874,7 +19075,7 @@
                   <pic:spPr bwMode="auto">
                     <a:xfrm>
                       <a:off x="0" y="0"/>
-                      <a:ext cx="6390005" cy="5486400"/>
+                      <a:ext cx="6390005" cy="5481320"/>
                     </a:xfrm>
                     <a:prstGeom prst="rect">
                       <a:avLst/>
@@ -18979,6 +19180,105 @@
     </w:p>
     <w:p>
       <w:pPr>
+        <w:jc w:val="center"/>
+        <w:rPr>
+          <w:rFonts w:ascii="Arial" w:eastAsia="Times New Roman" w:hAnsi="Arial" w:cs="Arial"/>
+          <w:sz w:val="24"/>
+          <w:szCs w:val="24"/>
+          <w:lang w:eastAsia="it-IT"/>
+        </w:rPr>
+      </w:pPr>
+    </w:p>
+    <w:p>
+      <w:pPr>
+        <w:jc w:val="center"/>
+        <w:rPr>
+          <w:rFonts w:ascii="Arial" w:eastAsia="Times New Roman" w:hAnsi="Arial" w:cs="Arial"/>
+          <w:sz w:val="24"/>
+          <w:szCs w:val="24"/>
+          <w:lang w:eastAsia="it-IT"/>
+        </w:rPr>
+      </w:pPr>
+    </w:p>
+    <w:p>
+      <w:pPr>
+        <w:jc w:val="center"/>
+        <w:rPr>
+          <w:rFonts w:ascii="Arial" w:eastAsia="Times New Roman" w:hAnsi="Arial" w:cs="Arial"/>
+          <w:sz w:val="24"/>
+          <w:szCs w:val="24"/>
+          <w:lang w:eastAsia="it-IT"/>
+        </w:rPr>
+      </w:pPr>
+    </w:p>
+    <w:p>
+      <w:pPr>
+        <w:jc w:val="center"/>
+        <w:rPr>
+          <w:rFonts w:ascii="Arial" w:eastAsia="Times New Roman" w:hAnsi="Arial" w:cs="Arial"/>
+          <w:sz w:val="24"/>
+          <w:szCs w:val="24"/>
+          <w:lang w:eastAsia="it-IT"/>
+        </w:rPr>
+      </w:pPr>
+    </w:p>
+    <w:p>
+      <w:pPr>
+        <w:jc w:val="center"/>
+        <w:rPr>
+          <w:rFonts w:ascii="Arial" w:eastAsia="Times New Roman" w:hAnsi="Arial" w:cs="Arial"/>
+          <w:sz w:val="24"/>
+          <w:szCs w:val="24"/>
+          <w:lang w:eastAsia="it-IT"/>
+        </w:rPr>
+      </w:pPr>
+    </w:p>
+    <w:p>
+      <w:pPr>
+        <w:jc w:val="center"/>
+        <w:rPr>
+          <w:rFonts w:ascii="Arial" w:eastAsia="Times New Roman" w:hAnsi="Arial" w:cs="Arial"/>
+          <w:sz w:val="24"/>
+          <w:szCs w:val="24"/>
+          <w:lang w:eastAsia="it-IT"/>
+        </w:rPr>
+      </w:pPr>
+    </w:p>
+    <w:p>
+      <w:pPr>
+        <w:jc w:val="center"/>
+        <w:rPr>
+          <w:rFonts w:ascii="Arial" w:eastAsia="Times New Roman" w:hAnsi="Arial" w:cs="Arial"/>
+          <w:sz w:val="24"/>
+          <w:szCs w:val="24"/>
+          <w:lang w:eastAsia="it-IT"/>
+        </w:rPr>
+      </w:pPr>
+    </w:p>
+    <w:p>
+      <w:pPr>
+        <w:jc w:val="center"/>
+        <w:rPr>
+          <w:rFonts w:ascii="Arial" w:eastAsia="Times New Roman" w:hAnsi="Arial" w:cs="Arial"/>
+          <w:sz w:val="24"/>
+          <w:szCs w:val="24"/>
+          <w:lang w:eastAsia="it-IT"/>
+        </w:rPr>
+      </w:pPr>
+    </w:p>
+    <w:p>
+      <w:pPr>
+        <w:jc w:val="center"/>
+        <w:rPr>
+          <w:rFonts w:ascii="Arial" w:eastAsia="Times New Roman" w:hAnsi="Arial" w:cs="Arial"/>
+          <w:sz w:val="24"/>
+          <w:szCs w:val="24"/>
+          <w:lang w:eastAsia="it-IT"/>
+        </w:rPr>
+      </w:pPr>
+    </w:p>
+    <w:p>
+      <w:pPr>
         <w:pStyle w:val="Paragrafoelenco"/>
         <w:numPr>
           <w:ilvl w:val="0"/>
@@ -19322,7 +19622,7 @@
           <w:lang w:eastAsia="it-IT"/>
         </w:rPr>
         <w:drawing>
-          <wp:anchor distT="0" distB="0" distL="114300" distR="114300" simplePos="0" relativeHeight="251653632" behindDoc="1" locked="0" layoutInCell="1" allowOverlap="1" wp14:anchorId="3B82E1A6" wp14:editId="0FE60E40">
+          <wp:anchor distT="0" distB="0" distL="114300" distR="114300" simplePos="0" relativeHeight="251653120" behindDoc="1" locked="0" layoutInCell="1" allowOverlap="1" wp14:anchorId="3B82E1A6" wp14:editId="0FE60E40">
             <wp:simplePos x="0" y="0"/>
             <wp:positionH relativeFrom="column">
               <wp:posOffset>3714496</wp:posOffset>
@@ -19798,7 +20098,7 @@
           <w:lang w:val="en-US" w:eastAsia="it-IT"/>
         </w:rPr>
         <w:drawing>
-          <wp:anchor distT="0" distB="0" distL="114300" distR="114300" simplePos="0" relativeHeight="251657728" behindDoc="1" locked="0" layoutInCell="1" allowOverlap="1" wp14:anchorId="63567766" wp14:editId="349CFDFA">
+          <wp:anchor distT="0" distB="0" distL="114300" distR="114300" simplePos="0" relativeHeight="251657216" behindDoc="1" locked="0" layoutInCell="1" allowOverlap="1" wp14:anchorId="63567766" wp14:editId="349CFDFA">
             <wp:simplePos x="0" y="0"/>
             <wp:positionH relativeFrom="column">
               <wp:posOffset>2962275</wp:posOffset>
@@ -20754,7 +21054,16 @@
           <w:szCs w:val="20"/>
           <w:lang w:eastAsia="it-IT"/>
         </w:rPr>
-        <w:t>TotalefatturatO</w:t>
+        <w:t>Totalefatturat</w:t>
+      </w:r>
+      <w:r>
+        <w:rPr>
+          <w:rFonts w:ascii="Arial" w:eastAsia="Times New Roman" w:hAnsi="Arial" w:cs="Arial"/>
+          <w:sz w:val="20"/>
+          <w:szCs w:val="20"/>
+          <w:lang w:eastAsia="it-IT"/>
+        </w:rPr>
+        <w:t>o</w:t>
       </w:r>
     </w:p>
     <w:p>
@@ -21087,7 +21396,7 @@
           <w:lang w:eastAsia="it-IT"/>
         </w:rPr>
         <w:drawing>
-          <wp:anchor distT="0" distB="0" distL="114300" distR="114300" simplePos="0" relativeHeight="251659776" behindDoc="1" locked="0" layoutInCell="1" allowOverlap="1" wp14:anchorId="6683D8DB" wp14:editId="7111161A">
+          <wp:anchor distT="0" distB="0" distL="114300" distR="114300" simplePos="0" relativeHeight="251660288" behindDoc="1" locked="0" layoutInCell="1" allowOverlap="1" wp14:anchorId="6683D8DB" wp14:editId="7111161A">
             <wp:simplePos x="0" y="0"/>
             <wp:positionH relativeFrom="column">
               <wp:posOffset>1082116</wp:posOffset>
@@ -22303,7 +22612,7 @@
           <w:lang w:eastAsia="it-IT"/>
         </w:rPr>
         <w:drawing>
-          <wp:anchor distT="0" distB="0" distL="114300" distR="114300" simplePos="0" relativeHeight="251660800" behindDoc="1" locked="0" layoutInCell="1" allowOverlap="1" wp14:anchorId="448FE4B0" wp14:editId="7D8D9955">
+          <wp:anchor distT="0" distB="0" distL="114300" distR="114300" simplePos="0" relativeHeight="251661312" behindDoc="1" locked="0" layoutInCell="1" allowOverlap="1" wp14:anchorId="448FE4B0" wp14:editId="7D8D9955">
             <wp:simplePos x="0" y="0"/>
             <wp:positionH relativeFrom="column">
               <wp:posOffset>1360255</wp:posOffset>
@@ -23167,17 +23476,26 @@
           <w:szCs w:val="20"/>
           <w:lang w:val="en-US" w:eastAsia="it-IT"/>
         </w:rPr>
-        <w:t>10</w:t>
-      </w:r>
-    </w:p>
-    <w:p>
-      <w:pPr>
-        <w:rPr>
-          <w:rFonts w:ascii="Arial" w:eastAsia="Times New Roman" w:hAnsi="Arial" w:cs="Arial"/>
-          <w:sz w:val="24"/>
-          <w:szCs w:val="24"/>
+        <w:t>2</w:t>
+      </w:r>
+      <w:r>
+        <w:rPr>
+          <w:rFonts w:ascii="Arial" w:eastAsia="Times New Roman" w:hAnsi="Arial" w:cs="Arial"/>
+          <w:sz w:val="20"/>
+          <w:szCs w:val="20"/>
           <w:lang w:val="en-US" w:eastAsia="it-IT"/>
         </w:rPr>
+        <w:t>;</w:t>
+      </w:r>
+    </w:p>
+    <w:p>
+      <w:pPr>
+        <w:rPr>
+          <w:rFonts w:ascii="Arial" w:eastAsia="Times New Roman" w:hAnsi="Arial" w:cs="Arial"/>
+          <w:sz w:val="24"/>
+          <w:szCs w:val="24"/>
+          <w:lang w:val="en-US" w:eastAsia="it-IT"/>
+        </w:rPr>
       </w:pPr>
       <w:r>
         <w:rPr>
@@ -23188,7 +23506,7 @@
           <w:lang w:val="en-US" w:eastAsia="it-IT"/>
         </w:rPr>
         <w:drawing>
-          <wp:anchor distT="0" distB="0" distL="114300" distR="114300" simplePos="0" relativeHeight="251661824" behindDoc="1" locked="0" layoutInCell="1" allowOverlap="1" wp14:anchorId="7E84A9E8" wp14:editId="3C4040B3">
+          <wp:anchor distT="0" distB="0" distL="114300" distR="114300" simplePos="0" relativeHeight="251662336" behindDoc="1" locked="0" layoutInCell="1" allowOverlap="1" wp14:anchorId="7E84A9E8" wp14:editId="3C4040B3">
             <wp:simplePos x="0" y="0"/>
             <wp:positionH relativeFrom="column">
               <wp:posOffset>-1905</wp:posOffset>
@@ -23734,109 +24052,41 @@
           <w:szCs w:val="24"/>
           <w:lang w:eastAsia="it-IT"/>
         </w:rPr>
-        <w:t>il raggruppamento più efficiente senza ordinamento aggiuntivo:</w:t>
-      </w:r>
-    </w:p>
-    <w:p>
-      <w:pPr>
-        <w:rPr>
-          <w:rFonts w:ascii="Arial" w:eastAsia="Times New Roman" w:hAnsi="Arial" w:cs="Arial"/>
-          <w:sz w:val="24"/>
-          <w:szCs w:val="24"/>
-          <w:lang w:eastAsia="it-IT"/>
-        </w:rPr>
-      </w:pPr>
-      <w:r>
-        <w:rPr>
-          <w:rFonts w:ascii="Arial" w:eastAsia="Times New Roman" w:hAnsi="Arial" w:cs="Arial"/>
-          <w:color w:val="EE0000"/>
-          <w:sz w:val="24"/>
-          <w:szCs w:val="24"/>
-          <w:lang w:eastAsia="it-IT"/>
-        </w:rPr>
-        <w:t xml:space="preserve">CREATE INDEX </w:t>
-      </w:r>
-      <w:r>
-        <w:rPr>
-          <w:rFonts w:ascii="Arial" w:eastAsia="Times New Roman" w:hAnsi="Arial" w:cs="Arial"/>
-          <w:color w:val="7030A0"/>
-          <w:sz w:val="24"/>
-          <w:szCs w:val="24"/>
-          <w:lang w:eastAsia="it-IT"/>
-        </w:rPr>
-        <w:t>idx_prenotazione_fruitore_btree</w:t>
-      </w:r>
-    </w:p>
-    <w:p>
-      <w:pPr>
-        <w:rPr>
-          <w:rFonts w:ascii="Arial" w:eastAsia="Times New Roman" w:hAnsi="Arial" w:cs="Arial"/>
-          <w:sz w:val="24"/>
-          <w:szCs w:val="24"/>
-          <w:lang w:eastAsia="it-IT"/>
-        </w:rPr>
-      </w:pPr>
-      <w:r>
-        <w:rPr>
-          <w:rFonts w:ascii="Arial" w:eastAsia="Times New Roman" w:hAnsi="Arial" w:cs="Arial"/>
-          <w:sz w:val="24"/>
-          <w:szCs w:val="24"/>
-          <w:lang w:eastAsia="it-IT"/>
-        </w:rPr>
-        <w:t xml:space="preserve">    </w:t>
-      </w:r>
-      <w:r>
-        <w:rPr>
-          <w:rFonts w:ascii="Arial" w:eastAsia="Times New Roman" w:hAnsi="Arial" w:cs="Arial"/>
-          <w:color w:val="EE0000"/>
-          <w:sz w:val="24"/>
-          <w:szCs w:val="24"/>
-          <w:lang w:eastAsia="it-IT"/>
-        </w:rPr>
-        <w:t xml:space="preserve">ON </w:t>
-      </w:r>
-      <w:r>
-        <w:rPr>
-          <w:rFonts w:ascii="Arial" w:eastAsia="Times New Roman" w:hAnsi="Arial" w:cs="Arial"/>
-          <w:sz w:val="24"/>
-          <w:szCs w:val="24"/>
-          <w:lang w:eastAsia="it-IT"/>
-        </w:rPr>
-        <w:t>Prenotazione (Fruitore);</w:t>
-      </w:r>
-    </w:p>
-    <w:p>
-      <w:pPr>
-        <w:rPr>
-          <w:rFonts w:ascii="Arial" w:eastAsia="Times New Roman" w:hAnsi="Arial" w:cs="Arial"/>
-          <w:sz w:val="24"/>
-          <w:szCs w:val="24"/>
-          <w:lang w:eastAsia="it-IT"/>
-        </w:rPr>
-      </w:pPr>
-    </w:p>
-    <w:p>
-      <w:pPr>
-        <w:rPr>
-          <w:rFonts w:ascii="Arial" w:eastAsia="Times New Roman" w:hAnsi="Arial" w:cs="Arial"/>
-          <w:sz w:val="24"/>
-          <w:szCs w:val="24"/>
-          <w:lang w:eastAsia="it-IT"/>
-        </w:rPr>
-      </w:pPr>
-    </w:p>
-    <w:p>
-      <w:pPr>
-        <w:rPr>
-          <w:rFonts w:ascii="Arial" w:eastAsia="Times New Roman" w:hAnsi="Arial" w:cs="Arial"/>
-          <w:sz w:val="24"/>
-          <w:szCs w:val="24"/>
-          <w:lang w:eastAsia="it-IT"/>
-        </w:rPr>
-      </w:pPr>
-    </w:p>
-    <w:p>
-      <w:pPr>
+        <w:t>il raggruppamento più efficiente senza ordinamento aggiuntivo</w:t>
+      </w:r>
+      <w:r>
+        <w:rPr>
+          <w:rFonts w:ascii="Arial" w:eastAsia="Times New Roman" w:hAnsi="Arial" w:cs="Arial"/>
+          <w:sz w:val="24"/>
+          <w:szCs w:val="24"/>
+          <w:lang w:eastAsia="it-IT"/>
+        </w:rPr>
+        <w:t xml:space="preserve">. </w:t>
+      </w:r>
+      <w:r>
+        <w:rPr>
+          <w:rFonts w:ascii="Arial" w:eastAsia="Times New Roman" w:hAnsi="Arial" w:cs="Arial"/>
+          <w:sz w:val="24"/>
+          <w:szCs w:val="24"/>
+          <w:lang w:eastAsia="it-IT"/>
+        </w:rPr>
+        <w:t>Tale indice non viene però creato esplicitamente, in quanto PostgreSQL genera automaticamente un indice B+ Tree sulla chiave primaria (Fruitore, Data, Oggetto), che include già Fruitore come primo campo e rende quindi superflua la creazione di un indice separato.</w:t>
+      </w:r>
+    </w:p>
+    <w:p>
+      <w:pPr>
+        <w:spacing w:after="240"/>
+        <w:rPr>
+          <w:rFonts w:ascii="Arial" w:eastAsia="Times New Roman" w:hAnsi="Arial" w:cs="Arial"/>
+          <w:sz w:val="24"/>
+          <w:szCs w:val="24"/>
+          <w:lang w:eastAsia="it-IT"/>
+        </w:rPr>
+      </w:pPr>
+    </w:p>
+    <w:p>
+      <w:pPr>
+        <w:spacing w:after="240"/>
         <w:rPr>
           <w:rFonts w:ascii="Arial" w:eastAsia="Times New Roman" w:hAnsi="Arial" w:cs="Arial"/>
           <w:sz w:val="24"/>
@@ -25877,7 +26127,7 @@
         </mc:Choice>
         <mc:Fallback>
           <w:pict>
-            <v:shape w14:anchorId="1DFE907F" id="Graphic 4" o:spid="_x0000_s1026" style="position:absolute;margin-left:85.05pt;margin-top:99.4pt;width:425.85pt;height:.1pt;z-index:-251656704;visibility:visible;mso-wrap-style:square;mso-wrap-distance-left:0;mso-wrap-distance-top:0;mso-wrap-distance-right:0;mso-wrap-distance-bottom:0;mso-position-horizontal:absolute;mso-position-horizontal-relative:page;mso-position-vertical:absolute;mso-position-vertical-relative:page;v-text-anchor:top" coordsize="5408295,1270" o:gfxdata="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" path="m,l5408104,e" filled="f" strokecolor="#414042" strokeweight=".14039mm">
+            <v:shape w14:anchorId="7D972D83" id="Graphic 4" o:spid="_x0000_s1026" style="position:absolute;margin-left:85.05pt;margin-top:99.4pt;width:425.85pt;height:.1pt;z-index:-251656704;visibility:visible;mso-wrap-style:square;mso-wrap-distance-left:0;mso-wrap-distance-top:0;mso-wrap-distance-right:0;mso-wrap-distance-bottom:0;mso-position-horizontal:absolute;mso-position-horizontal-relative:page;mso-position-vertical:absolute;mso-position-vertical-relative:page;v-text-anchor:top" coordsize="5408295,1270" o:gfxdata="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" path="m,l5408104,e" filled="f" strokecolor="#414042" strokeweight=".14039mm">
               <v:path arrowok="t"/>
               <w10:wrap anchorx="page" anchory="page"/>
             </v:shape>
@@ -26919,7 +27169,7 @@
         </mc:Choice>
         <mc:Fallback>
           <w:pict>
-            <v:shape w14:anchorId="0B7DB77A" id="Graphic 14" o:spid="_x0000_s1026" style="position:absolute;margin-left:85.05pt;margin-top:99.4pt;width:425.85pt;height:.1pt;z-index:-251662848;visibility:visible;mso-wrap-style:square;mso-wrap-distance-left:0;mso-wrap-distance-top:0;mso-wrap-distance-right:0;mso-wrap-distance-bottom:0;mso-position-horizontal:absolute;mso-position-horizontal-relative:page;mso-position-vertical:absolute;mso-position-vertical-relative:page;v-text-anchor:top" coordsize="5408295,1270" o:gfxdata="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" path="m,l5408104,e" filled="f" strokecolor="#414042" strokeweight=".14039mm">
+            <v:shape w14:anchorId="67AFFFF8" id="Graphic 14" o:spid="_x0000_s1026" style="position:absolute;margin-left:85.05pt;margin-top:99.4pt;width:425.85pt;height:.1pt;z-index:-251662848;visibility:visible;mso-wrap-style:square;mso-wrap-distance-left:0;mso-wrap-distance-top:0;mso-wrap-distance-right:0;mso-wrap-distance-bottom:0;mso-position-horizontal:absolute;mso-position-horizontal-relative:page;mso-position-vertical:absolute;mso-position-vertical-relative:page;v-text-anchor:top" coordsize="5408295,1270" o:gfxdata="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" path="m,l5408104,e" filled="f" strokecolor="#414042" strokeweight=".14039mm">
               <v:path arrowok="t"/>
               <w10:wrap anchorx="page" anchory="page"/>
             </v:shape>
